--- a/docs/additional_notes.docx
+++ b/docs/additional_notes.docx
@@ -11,7 +11,15 @@
         </w:numPr>
       </w:pPr>
       <w:r>
-        <w:t>-venv created using PEP 405 guideline.</w:t>
+        <w:t>-</w:t>
+      </w:r>
+      <w:proofErr w:type="spellStart"/>
+      <w:r>
+        <w:t>venv</w:t>
+      </w:r>
+      <w:proofErr w:type="spellEnd"/>
+      <w:r>
+        <w:t xml:space="preserve"> created using PEP 405 guideline.</w:t>
       </w:r>
     </w:p>
     <w:p>
@@ -23,7 +31,15 @@
         </w:numPr>
       </w:pPr>
       <w:r>
-        <w:t>-Problem with .venv:</w:t>
+        <w:t>-Problem with .</w:t>
+      </w:r>
+      <w:proofErr w:type="spellStart"/>
+      <w:r>
+        <w:t>venv</w:t>
+      </w:r>
+      <w:proofErr w:type="spellEnd"/>
+      <w:r>
+        <w:t>:</w:t>
       </w:r>
     </w:p>
     <w:p>
@@ -84,8 +100,21 @@
         </w:numPr>
       </w:pPr>
       <w:r>
-        <w:t>Set-ExecutionPolicy RemoteSigned</w:t>
-      </w:r>
+        <w:t>Set-</w:t>
+      </w:r>
+      <w:proofErr w:type="spellStart"/>
+      <w:r>
+        <w:t>ExecutionPolicy</w:t>
+      </w:r>
+      <w:proofErr w:type="spellEnd"/>
+      <w:r>
+        <w:t xml:space="preserve"> </w:t>
+      </w:r>
+      <w:proofErr w:type="spellStart"/>
+      <w:r>
+        <w:t>RemoteSigned</w:t>
+      </w:r>
+      <w:proofErr w:type="spellEnd"/>
       <w:r>
         <w:t xml:space="preserve"> will eliminate the error above.</w:t>
       </w:r>
@@ -102,7 +131,15 @@
         </w:numPr>
       </w:pPr>
       <w:r>
-        <w:t>pip install llama-cpp-python</w:t>
+        <w:t>pip install llama-</w:t>
+      </w:r>
+      <w:proofErr w:type="spellStart"/>
+      <w:r>
+        <w:t>cpp</w:t>
+      </w:r>
+      <w:proofErr w:type="spellEnd"/>
+      <w:r>
+        <w:t>-python</w:t>
       </w:r>
     </w:p>
     <w:p>
@@ -153,9 +190,19 @@
           </wp:inline>
         </w:drawing>
       </w:r>
-      <w:r>
-        <w:t>Llamacpp cuda</w:t>
-      </w:r>
+      <w:proofErr w:type="spellStart"/>
+      <w:r>
+        <w:t>Llamacpp</w:t>
+      </w:r>
+      <w:proofErr w:type="spellEnd"/>
+      <w:r>
+        <w:t xml:space="preserve"> </w:t>
+      </w:r>
+      <w:proofErr w:type="spellStart"/>
+      <w:r>
+        <w:t>cuda</w:t>
+      </w:r>
+      <w:proofErr w:type="spellEnd"/>
     </w:p>
     <w:p>
       <w:pPr>
@@ -592,7 +639,23 @@
         </w:numPr>
       </w:pPr>
       <w:r>
-        <w:t xml:space="preserve">Git lfs was needed to track mdodels. </w:t>
+        <w:t xml:space="preserve">Git </w:t>
+      </w:r>
+      <w:proofErr w:type="spellStart"/>
+      <w:r>
+        <w:t>lfs</w:t>
+      </w:r>
+      <w:proofErr w:type="spellEnd"/>
+      <w:r>
+        <w:t xml:space="preserve"> was needed to track </w:t>
+      </w:r>
+      <w:proofErr w:type="spellStart"/>
+      <w:r>
+        <w:t>mdodels</w:t>
+      </w:r>
+      <w:proofErr w:type="spellEnd"/>
+      <w:r>
+        <w:t xml:space="preserve">. </w:t>
       </w:r>
       <w:r>
         <w:t xml:space="preserve">But it turned out only 2gb limit what it has so no model track possible with git. </w:t>
@@ -606,12 +669,25 @@
           <w:numId w:val="3"/>
         </w:numPr>
       </w:pPr>
+      <w:proofErr w:type="spellStart"/>
       <w:r>
         <w:lastRenderedPageBreak/>
-        <w:t>streamlit run streamlit_app\dashboard.py</w:t>
-      </w:r>
-      <w:r>
-        <w:t xml:space="preserve"> needs to be runed from project root to be able to found the other .py files within the folder</w:t>
+        <w:t>streamlit</w:t>
+      </w:r>
+      <w:proofErr w:type="spellEnd"/>
+      <w:r>
+        <w:t xml:space="preserve"> run streamlit_app\dashboard.py</w:t>
+      </w:r>
+      <w:r>
+        <w:t xml:space="preserve"> needs to be runed from project root to be able to found the other .</w:t>
+      </w:r>
+      <w:proofErr w:type="spellStart"/>
+      <w:r>
+        <w:t>py</w:t>
+      </w:r>
+      <w:proofErr w:type="spellEnd"/>
+      <w:r>
+        <w:t xml:space="preserve"> files within the folder</w:t>
       </w:r>
     </w:p>
     <w:p>
@@ -647,7 +723,31 @@
         </w:numPr>
       </w:pPr>
       <w:r>
-        <w:t xml:space="preserve">pip install torch==2.7.1 torchvision==0.22.1 torchaudio==2.7.1 --index-url </w:t>
+        <w:t xml:space="preserve">pip install torch==2.7.1 </w:t>
+      </w:r>
+      <w:proofErr w:type="spellStart"/>
+      <w:r>
+        <w:t>torchvision</w:t>
+      </w:r>
+      <w:proofErr w:type="spellEnd"/>
+      <w:r>
+        <w:t xml:space="preserve">==0.22.1 </w:t>
+      </w:r>
+      <w:proofErr w:type="spellStart"/>
+      <w:r>
+        <w:t>torchaudio</w:t>
+      </w:r>
+      <w:proofErr w:type="spellEnd"/>
+      <w:r>
+        <w:t>==2.7.1 --index-</w:t>
+      </w:r>
+      <w:proofErr w:type="spellStart"/>
+      <w:r>
+        <w:t>url</w:t>
+      </w:r>
+      <w:proofErr w:type="spellEnd"/>
+      <w:r>
+        <w:t xml:space="preserve"> </w:t>
       </w:r>
       <w:hyperlink r:id="rId8" w:history="1">
         <w:r>
@@ -678,11 +778,21 @@
           <w:numId w:val="3"/>
         </w:numPr>
       </w:pPr>
+      <w:proofErr w:type="spellStart"/>
       <w:r>
         <w:t>pixel_values</w:t>
       </w:r>
-      <w:r>
-        <w:t xml:space="preserve">( max_num=1) is the new value as in some images with 36 was 60GB VRAM+RAM usage. </w:t>
+      <w:proofErr w:type="spellEnd"/>
+      <w:r>
+        <w:t xml:space="preserve">( </w:t>
+      </w:r>
+      <w:proofErr w:type="spellStart"/>
+      <w:r>
+        <w:t>max_num</w:t>
+      </w:r>
+      <w:proofErr w:type="spellEnd"/>
+      <w:r>
+        <w:t xml:space="preserve">=1) is the new value as in some images with 36 was 60GB VRAM+RAM usage. </w:t>
       </w:r>
     </w:p>
     <w:p>
@@ -712,7 +822,27 @@
         <w:t xml:space="preserve">For ember.py </w:t>
       </w:r>
       <w:r>
-        <w:t>pip install -U "sentence-transformers[onnx-gpu]"</w:t>
+        <w:t>pip install -U "sentence-transformers[</w:t>
+      </w:r>
+      <w:proofErr w:type="spellStart"/>
+      <w:r>
+        <w:t>onnx-gpu</w:t>
+      </w:r>
+      <w:proofErr w:type="spellEnd"/>
+      <w:r>
+        <w:t>]"</w:t>
+      </w:r>
+    </w:p>
+    <w:p>
+      <w:pPr>
+        <w:pStyle w:val="Listaszerbekezds"/>
+        <w:numPr>
+          <w:ilvl w:val="0"/>
+          <w:numId w:val="3"/>
+        </w:numPr>
+      </w:pPr>
+      <w:r>
+        <w:t xml:space="preserve">Is the position of the images really matter? Or shall they left after the document in different chunks in their entirely? </w:t>
       </w:r>
     </w:p>
     <w:sectPr>
